--- a/templates/OSIP_Template.docx
+++ b/templates/OSIP_Template.docx
@@ -11354,7 +11354,7 @@
     </w:p>
     <w:p>
       <w:pPr>
-        <w:pStyle w:val="FieldHint"/>
+        <w:pStyle w:val="SignatureLine"/>
         <w:tabs>
           <w:tab w:val="left" w:pos="2127"/>
         </w:tabs>
@@ -11365,10 +11365,7 @@
       </w:pPr>
       <w:proofErr w:type="spellStart"/>
       <w:r>
-        <w:rPr>
-          <w:b w:val="0"/>
-          <w:bCs/>
-        </w:rPr>
+        <w:rPr/>
         <w:t>({{Управител_1и3}})</w:t>
       </w:r>
       <w:proofErr w:type="spellEnd"/>
@@ -23177,6 +23174,22 @@
       <w:sz w:val="17"/>
     </w:rPr>
   </w:style>
+  <w:style w:type="paragraph" w:customStyle="1" w:styleId="SignatureLine">
+    <w:name w:val="Signature Line"/>
+    <w:basedOn w:val="Normal"/>
+    <w:pPr>
+      <w:spacing w:before="0" w:after="0" w:line="480" w:lineRule="auto"/>
+    </w:pPr>
+    <w:rPr>
+      <w:rFonts w:ascii="Arial" w:hAnsi="Arial" w:eastAsia="Arial" w:cs="Arial"/>
+      <w:b w:val="0"/>
+      <w:bCs w:val="0"/>
+      <w:i w:val="1"/>
+      <w:iCs w:val="1"/>
+      <w:sz w:val="21"/>
+      <w:szCs w:val="21"/>
+    </w:rPr>
+  </w:style>
 </w:styles>
 </file>
 

--- a/templates/OSIP_Template.docx
+++ b/templates/OSIP_Template.docx
@@ -11082,7 +11082,7 @@
     </w:p>
     <w:p>
       <w:pPr>
-        <w:pStyle w:val="LegalBody"/>
+        <w:pStyle w:val="SignatureLine"/>
         <w:tabs>
           <w:tab w:val="left" w:pos="2127"/>
         </w:tabs>
@@ -11093,10 +11093,7 @@
       </w:pPr>
       <w:proofErr w:type="spellStart"/>
       <w:r>
-        <w:rPr>
-          <w:b w:val="0"/>
-          <w:bCs/>
-        </w:rPr>
+        <w:rPr/>
         <w:t>{{Консултанти_Подписи}}</w:t>
       </w:r>
       <w:proofErr w:type="spellEnd"/>

--- a/templates/OSIP_Template.docx
+++ b/templates/OSIP_Template.docx
@@ -11441,7 +11441,7 @@
       <w:headerReference w:type="default" r:id="rId8"/>
       <w:footerReference w:type="default" r:id="rId11"/>
       <w:pgSz w:w="11906" w:h="16838"/>
-      <w:pgMar w:top="850" w:right="707" w:bottom="850" w:left="1020" w:header="284" w:footer="0" w:gutter="0"/>
+      <w:pgMar w:top="850" w:right="707" w:bottom="850" w:left="1020" w:header="284" w:footer="340" w:gutter="0"/>
       <w:cols w:space="720"/>
       <w:docGrid w:linePitch="360"/>
     </w:sectPr>
@@ -11473,7 +11473,21 @@
   <w:p>
     <w:pPr>
       <w:pStyle w:val="Footer"/>
+      <w:spacing w:before="0" w:after="0" w:line="240" w:lineRule="auto"/>
+      <w:jc w:val="center"/>
+      <w:pBdr>
+        <w:top w:val="single" w:sz="4" w:space="4" w:color="BCBCBC"/>
+      </w:pBdr>
     </w:pPr>
+    <w:r>
+      <w:rPr>
+        <w:rFonts w:ascii="Arial" w:hAnsi="Arial" w:eastAsia="Arial"/>
+        <w:i/>
+        <w:color w:val="6F6F6F"/>
+        <w:sz w:val="16"/>
+      </w:rPr>
+      <w:t>{{Строеж}} · {{Адрес}}</w:t>
+    </w:r>
   </w:p>
 </w:ftr>
 </file>

--- a/templates/OSIP_Template.docx
+++ b/templates/OSIP_Template.docx
@@ -9713,6 +9713,116 @@
       <w:r>
         <w:rPr/>
       </w:r>
+      <w:proofErr w:type="spellEnd"/>
+    </w:p>
+    <w:p>
+      <w:pPr>
+        <w:pStyle w:val="SectionHeading"/>
+        <w:tabs>
+          <w:tab w:val="left" w:pos="2127"/>
+        </w:tabs>
+        <w:rPr>
+          <w:rFonts w:eastAsia="Times New Roman"/>
+          <w:color w:val="14181F"/>
+        </w:rPr>
+      </w:pPr>
+      <w:proofErr w:type="spellStart"/>
+      <w:r>
+        <w:rPr>
+          <w:b/>
+          <w:bCs/>
+        </w:rPr>
+        <w:t>ПРОЕКТЪТ Е ИЗГОТВЕН В СЪОТВЕТСТВИЕ СЪС СЛЕДНИТЕ НОРМАТИВНИ ДОКУМЕНТИ:</w:t>
+      </w:r>
+      <w:proofErr w:type="spellEnd"/>
+      <w:proofErr w:type="spellStart"/>
+      <w:proofErr w:type="spellEnd"/>
+      <w:proofErr w:type="spellStart"/>
+      <w:proofErr w:type="spellEnd"/>
+      <w:proofErr w:type="spellStart"/>
+      <w:proofErr w:type="spellEnd"/>
+      <w:proofErr w:type="spellStart"/>
+      <w:proofErr w:type="spellEnd"/>
+      <w:proofErr w:type="spellStart"/>
+      <w:proofErr w:type="spellEnd"/>
+      <w:proofErr w:type="spellStart"/>
+      <w:proofErr w:type="spellEnd"/>
+      <w:proofErr w:type="spellStart"/>
+      <w:proofErr w:type="spellEnd"/>
+      <w:proofErr w:type="spellStart"/>
+      <w:proofErr w:type="spellEnd"/>
+    </w:p>
+    <w:p>
+      <w:pPr>
+        <w:pStyle w:val="LegalBody"/>
+        <w:tabs>
+          <w:tab w:val="left" w:pos="2127"/>
+        </w:tabs>
+        <w:rPr>
+          <w:rFonts w:eastAsia="Times New Roman"/>
+          <w:color w:val="14181F"/>
+        </w:rPr>
+      </w:pPr>
+      <w:proofErr w:type="spellStart"/>
+      <w:r>
+        <w:rPr>
+          <w:b w:val="0"/>
+          <w:bCs/>
+        </w:rPr>
+        <w:t>{{ОСИП_Нормативни}}</w:t>
+      </w:r>
+      <w:proofErr w:type="spellEnd"/>
+      <w:proofErr w:type="spellStart"/>
+      <w:proofErr w:type="spellEnd"/>
+      <w:proofErr w:type="spellStart"/>
+      <w:proofErr w:type="spellEnd"/>
+      <w:proofErr w:type="spellStart"/>
+      <w:proofErr w:type="spellEnd"/>
+      <w:proofErr w:type="spellStart"/>
+      <w:proofErr w:type="spellEnd"/>
+      <w:proofErr w:type="spellStart"/>
+      <w:proofErr w:type="spellEnd"/>
+      <w:proofErr w:type="spellStart"/>
+      <w:proofErr w:type="spellEnd"/>
+      <w:proofErr w:type="spellStart"/>
+      <w:proofErr w:type="spellEnd"/>
+      <w:proofErr w:type="spellStart"/>
+      <w:proofErr w:type="spellEnd"/>
+    </w:p>
+    <w:p>
+      <w:pPr>
+        <w:pStyle w:val="LegalBody"/>
+        <w:tabs>
+          <w:tab w:val="left" w:pos="2127"/>
+        </w:tabs>
+        <w:rPr>
+          <w:rFonts w:eastAsia="Times New Roman"/>
+          <w:color w:val="14181F"/>
+        </w:rPr>
+      </w:pPr>
+      <w:proofErr w:type="spellStart"/>
+      <w:r>
+        <w:rPr>
+          <w:b w:val="0"/>
+          <w:bCs/>
+        </w:rPr>
+      </w:r>
+      <w:proofErr w:type="spellEnd"/>
+      <w:proofErr w:type="spellStart"/>
+      <w:proofErr w:type="spellEnd"/>
+      <w:proofErr w:type="spellStart"/>
+      <w:proofErr w:type="spellEnd"/>
+      <w:proofErr w:type="spellStart"/>
+      <w:proofErr w:type="spellEnd"/>
+      <w:proofErr w:type="spellStart"/>
+      <w:proofErr w:type="spellEnd"/>
+      <w:proofErr w:type="spellStart"/>
+      <w:proofErr w:type="spellEnd"/>
+      <w:proofErr w:type="spellStart"/>
+      <w:proofErr w:type="spellEnd"/>
+      <w:proofErr w:type="spellStart"/>
+      <w:proofErr w:type="spellEnd"/>
+      <w:proofErr w:type="spellStart"/>
       <w:proofErr w:type="spellEnd"/>
     </w:p>
     <w:p>
